--- a/dokumen/Modul Pelatihan React v5.0.docx
+++ b/dokumen/Modul Pelatihan React v5.0.docx
@@ -10013,7 +10013,58 @@
     <w:p>
       <w:pPr>
         <w:ind w:firstLine="426"/>
-      </w:pPr>
+        <w:jc w:val="center"/>
+      </w:pPr>
+      <w:r>
+        <w:rPr>
+          <w:noProof/>
+        </w:rPr>
+        <w:drawing>
+          <wp:inline distT="0" distB="0" distL="0" distR="0" wp14:anchorId="745D5DFD" wp14:editId="3CEB97D7">
+            <wp:extent cx="4922520" cy="7383780"/>
+            <wp:effectExtent l="0" t="0" r="0" b="7620"/>
+            <wp:docPr id="1710082653" name="Picture 4"/>
+            <wp:cNvGraphicFramePr>
+              <a:graphicFrameLocks xmlns:a="http://schemas.openxmlformats.org/drawingml/2006/main" noChangeAspect="1"/>
+            </wp:cNvGraphicFramePr>
+            <a:graphic xmlns:a="http://schemas.openxmlformats.org/drawingml/2006/main">
+              <a:graphicData uri="http://schemas.openxmlformats.org/drawingml/2006/picture">
+                <pic:pic xmlns:pic="http://schemas.openxmlformats.org/drawingml/2006/picture">
+                  <pic:nvPicPr>
+                    <pic:cNvPr id="0" name="Picture 3"/>
+                    <pic:cNvPicPr>
+                      <a:picLocks noChangeAspect="1" noChangeArrowheads="1"/>
+                    </pic:cNvPicPr>
+                  </pic:nvPicPr>
+                  <pic:blipFill>
+                    <a:blip r:embed="rId72">
+                      <a:extLst>
+                        <a:ext uri="{28A0092B-C50C-407E-A947-70E740481C1C}">
+                          <a14:useLocalDpi xmlns:a14="http://schemas.microsoft.com/office/drawing/2010/main" val="0"/>
+                        </a:ext>
+                      </a:extLst>
+                    </a:blip>
+                    <a:srcRect/>
+                    <a:stretch>
+                      <a:fillRect/>
+                    </a:stretch>
+                  </pic:blipFill>
+                  <pic:spPr bwMode="auto">
+                    <a:xfrm>
+                      <a:off x="0" y="0"/>
+                      <a:ext cx="4922520" cy="7383780"/>
+                    </a:xfrm>
+                    <a:prstGeom prst="rect">
+                      <a:avLst/>
+                    </a:prstGeom>
+                    <a:noFill/>
+                  </pic:spPr>
+                </pic:pic>
+              </a:graphicData>
+            </a:graphic>
+          </wp:inline>
+        </w:drawing>
+      </w:r>
     </w:p>
     <w:p>
       <w:pPr>
@@ -10026,6 +10077,7 @@
       </w:pPr>
       <w:bookmarkStart w:id="28" w:name="_Toc235049411"/>
       <w:r>
+        <w:lastRenderedPageBreak/>
         <w:t>Mengenal JSX</w:t>
       </w:r>
       <w:bookmarkEnd w:id="28"/>
@@ -10081,7 +10133,7 @@
                     <pic:cNvPicPr/>
                   </pic:nvPicPr>
                   <pic:blipFill>
-                    <a:blip r:embed="rId72"/>
+                    <a:blip r:embed="rId73"/>
                     <a:stretch>
                       <a:fillRect/>
                     </a:stretch>
@@ -10198,7 +10250,7 @@
                     <pic:cNvPicPr/>
                   </pic:nvPicPr>
                   <pic:blipFill>
-                    <a:blip r:embed="rId73"/>
+                    <a:blip r:embed="rId74"/>
                     <a:stretch>
                       <a:fillRect/>
                     </a:stretch>
@@ -10229,18 +10281,18 @@
         <w:ind w:firstLine="426"/>
       </w:pPr>
       <w:r>
+        <w:t>Dengan JSX:</w:t>
+      </w:r>
+    </w:p>
+    <w:p>
+      <w:pPr>
+        <w:ind w:firstLine="426"/>
+      </w:pPr>
+      <w:r>
+        <w:rPr>
+          <w:noProof/>
+        </w:rPr>
         <w:lastRenderedPageBreak/>
-        <w:t>Dengan JSX:</w:t>
-      </w:r>
-    </w:p>
-    <w:p>
-      <w:pPr>
-        <w:ind w:firstLine="426"/>
-      </w:pPr>
-      <w:r>
-        <w:rPr>
-          <w:noProof/>
-        </w:rPr>
         <w:drawing>
           <wp:inline distT="0" distB="0" distL="0" distR="0" wp14:anchorId="431A2469" wp14:editId="5CF3B5F8">
             <wp:extent cx="4448796" cy="828791"/>
@@ -10257,7 +10309,7 @@
                     <pic:cNvPicPr/>
                   </pic:nvPicPr>
                   <pic:blipFill>
-                    <a:blip r:embed="rId74"/>
+                    <a:blip r:embed="rId75"/>
                     <a:stretch>
                       <a:fillRect/>
                     </a:stretch>
@@ -10356,7 +10408,7 @@
                     <pic:cNvPicPr/>
                   </pic:nvPicPr>
                   <pic:blipFill>
-                    <a:blip r:embed="rId75"/>
+                    <a:blip r:embed="rId76"/>
                     <a:stretch>
                       <a:fillRect/>
                     </a:stretch>
@@ -10411,7 +10463,7 @@
                     <pic:cNvPicPr/>
                   </pic:nvPicPr>
                   <pic:blipFill>
-                    <a:blip r:embed="rId76"/>
+                    <a:blip r:embed="rId77"/>
                     <a:stretch>
                       <a:fillRect/>
                     </a:stretch>
@@ -10462,7 +10514,6 @@
         <w:rPr>
           <w:noProof/>
         </w:rPr>
-        <w:lastRenderedPageBreak/>
         <w:drawing>
           <wp:inline distT="0" distB="0" distL="0" distR="0" wp14:anchorId="13035784" wp14:editId="02411097">
             <wp:extent cx="4391638" cy="1228896"/>
@@ -10479,7 +10530,7 @@
                     <pic:cNvPicPr/>
                   </pic:nvPicPr>
                   <pic:blipFill>
-                    <a:blip r:embed="rId77"/>
+                    <a:blip r:embed="rId78"/>
                     <a:stretch>
                       <a:fillRect/>
                     </a:stretch>
@@ -10515,6 +10566,7 @@
         </w:numPr>
       </w:pPr>
       <w:r>
+        <w:lastRenderedPageBreak/>
         <w:t>Gunakan Kurung Kurawal {}</w:t>
       </w:r>
     </w:p>
@@ -10650,7 +10702,6 @@
         <w:rPr>
           <w:noProof/>
         </w:rPr>
-        <w:lastRenderedPageBreak/>
         <w:drawing>
           <wp:inline distT="0" distB="0" distL="0" distR="0" wp14:anchorId="32D80AF5" wp14:editId="252914B9">
             <wp:extent cx="4086795" cy="2010056"/>
@@ -10667,7 +10718,7 @@
                     <pic:cNvPicPr/>
                   </pic:nvPicPr>
                   <pic:blipFill>
-                    <a:blip r:embed="rId78"/>
+                    <a:blip r:embed="rId79"/>
                     <a:stretch>
                       <a:fillRect/>
                     </a:stretch>
@@ -10701,6 +10752,7 @@
         <w:rPr>
           <w:noProof/>
         </w:rPr>
+        <w:lastRenderedPageBreak/>
         <w:drawing>
           <wp:inline distT="0" distB="0" distL="0" distR="0" wp14:anchorId="526C1770" wp14:editId="17CBF729">
             <wp:extent cx="4058216" cy="2000529"/>
@@ -10717,7 +10769,7 @@
                     <pic:cNvPicPr/>
                   </pic:nvPicPr>
                   <pic:blipFill>
-                    <a:blip r:embed="rId79"/>
+                    <a:blip r:embed="rId80"/>
                     <a:stretch>
                       <a:fillRect/>
                     </a:stretch>
@@ -10794,7 +10846,7 @@
                     <pic:cNvPicPr/>
                   </pic:nvPicPr>
                   <pic:blipFill>
-                    <a:blip r:embed="rId80"/>
+                    <a:blip r:embed="rId81"/>
                     <a:stretch>
                       <a:fillRect/>
                     </a:stretch>
@@ -10825,7 +10877,6 @@
         <w:rPr>
           <w:noProof/>
         </w:rPr>
-        <w:lastRenderedPageBreak/>
         <w:drawing>
           <wp:inline distT="0" distB="0" distL="0" distR="0" wp14:anchorId="4CA8793D" wp14:editId="763FF1CC">
             <wp:extent cx="4525006" cy="2543530"/>
@@ -10842,7 +10893,7 @@
                     <pic:cNvPicPr/>
                   </pic:nvPicPr>
                   <pic:blipFill>
-                    <a:blip r:embed="rId81"/>
+                    <a:blip r:embed="rId82"/>
                     <a:stretch>
                       <a:fillRect/>
                     </a:stretch>
@@ -10875,6 +10926,7 @@
       </w:pPr>
       <w:bookmarkStart w:id="31" w:name="_Toc235049414"/>
       <w:r>
+        <w:lastRenderedPageBreak/>
         <w:t>Menggunakan Komponen</w:t>
       </w:r>
       <w:bookmarkEnd w:id="31"/>
@@ -10905,7 +10957,7 @@
                     <pic:cNvPicPr/>
                   </pic:nvPicPr>
                   <pic:blipFill>
-                    <a:blip r:embed="rId82"/>
+                    <a:blip r:embed="rId83"/>
                     <a:stretch>
                       <a:fillRect/>
                     </a:stretch>
@@ -10952,7 +11004,7 @@
                     <pic:cNvPicPr/>
                   </pic:nvPicPr>
                   <pic:blipFill>
-                    <a:blip r:embed="rId83"/>
+                    <a:blip r:embed="rId84"/>
                     <a:stretch>
                       <a:fillRect/>
                     </a:stretch>
@@ -10985,25 +11037,28 @@
       </w:pPr>
       <w:bookmarkStart w:id="32" w:name="_Toc235049415"/>
       <w:r>
+        <w:t>Ringkasan Bab</w:t>
+      </w:r>
+      <w:bookmarkEnd w:id="32"/>
+    </w:p>
+    <w:p>
+      <w:pPr>
+        <w:ind w:firstLine="426"/>
+      </w:pPr>
+      <w:r>
+        <w:t>Pada bab ini peserta telah mempelajari konsep dasar React, mengenal JSX sebagai sintaks untuk membangun antarmuka pengguna, serta memahami bagaimana aplikasi React disusun menggunakan Functional Component. Peserta juga telah berhasil membuat beberapa komponen sederhana dan menyusunnya menjadi tampilan awal aplikasi CareerHub.</w:t>
+      </w:r>
+    </w:p>
+    <w:p>
+      <w:pPr>
+        <w:ind w:firstLine="426"/>
+      </w:pPr>
+      <w:r>
+        <w:t xml:space="preserve">Struktur komponen yang dibuat pada bab ini akan menjadi fondasi pengembangan aplikasi pada bab-bab selanjutnya. Pada Bab 5, peserta akan mempelajari Props, sehingga komponen JobCard tidak lagi menampilkan data statis, melainkan menerima data secara dinamis dari komponen induknya. Dengan </w:t>
+      </w:r>
+      <w:r>
         <w:lastRenderedPageBreak/>
-        <w:t>Ringkasan Bab</w:t>
-      </w:r>
-      <w:bookmarkEnd w:id="32"/>
-    </w:p>
-    <w:p>
-      <w:pPr>
-        <w:ind w:firstLine="426"/>
-      </w:pPr>
-      <w:r>
-        <w:t>Pada bab ini peserta telah mempelajari konsep dasar React, mengenal JSX sebagai sintaks untuk membangun antarmuka pengguna, serta memahami bagaimana aplikasi React disusun menggunakan Functional Component. Peserta juga telah berhasil membuat beberapa komponen sederhana dan menyusunnya menjadi tampilan awal aplikasi CareerHub.</w:t>
-      </w:r>
-    </w:p>
-    <w:p>
-      <w:pPr>
-        <w:ind w:firstLine="426"/>
-      </w:pPr>
-      <w:r>
-        <w:t>Struktur komponen yang dibuat pada bab ini akan menjadi fondasi pengembangan aplikasi pada bab-bab selanjutnya. Pada Bab 5, peserta akan mempelajari Props, sehingga komponen JobCard tidak lagi menampilkan data statis, melainkan menerima data secara dinamis dari komponen induknya. Dengan demikian, aplikasi CareerHub akan mulai menampilkan daftar lowongan pekerjaan yang lebih fleksibel dan mudah dikelola.</w:t>
+        <w:t>demikian, aplikasi CareerHub akan mulai menampilkan daftar lowongan pekerjaan yang lebih fleksibel dan mudah dikelola.</w:t>
       </w:r>
     </w:p>
     <w:p>
@@ -11139,7 +11194,7 @@
                     </pic:cNvPicPr>
                   </pic:nvPicPr>
                   <pic:blipFill>
-                    <a:blip r:embed="rId84" cstate="print">
+                    <a:blip r:embed="rId85" cstate="print">
                       <a:extLst>
                         <a:ext uri="{28A0092B-C50C-407E-A947-70E740481C1C}">
                           <a14:useLocalDpi xmlns:a14="http://schemas.microsoft.com/office/drawing/2010/main" val="0"/>
@@ -11283,7 +11338,7 @@
                     <pic:cNvPicPr/>
                   </pic:nvPicPr>
                   <pic:blipFill>
-                    <a:blip r:embed="rId85"/>
+                    <a:blip r:embed="rId86"/>
                     <a:stretch>
                       <a:fillRect/>
                     </a:stretch>
@@ -11356,7 +11411,7 @@
                     <pic:cNvPicPr/>
                   </pic:nvPicPr>
                   <pic:blipFill>
-                    <a:blip r:embed="rId86"/>
+                    <a:blip r:embed="rId87"/>
                     <a:stretch>
                       <a:fillRect/>
                     </a:stretch>
@@ -11403,7 +11458,7 @@
                     <pic:cNvPicPr/>
                   </pic:nvPicPr>
                   <pic:blipFill>
-                    <a:blip r:embed="rId87"/>
+                    <a:blip r:embed="rId88"/>
                     <a:stretch>
                       <a:fillRect/>
                     </a:stretch>
@@ -11614,7 +11669,7 @@
                     <pic:cNvPicPr/>
                   </pic:nvPicPr>
                   <pic:blipFill>
-                    <a:blip r:embed="rId88"/>
+                    <a:blip r:embed="rId89"/>
                     <a:stretch>
                       <a:fillRect/>
                     </a:stretch>
@@ -11677,7 +11732,7 @@
                     <pic:cNvPicPr/>
                   </pic:nvPicPr>
                   <pic:blipFill>
-                    <a:blip r:embed="rId89"/>
+                    <a:blip r:embed="rId90"/>
                     <a:stretch>
                       <a:fillRect/>
                     </a:stretch>
@@ -12391,7 +12446,7 @@
                     <pic:cNvPicPr/>
                   </pic:nvPicPr>
                   <pic:blipFill>
-                    <a:blip r:embed="rId90"/>
+                    <a:blip r:embed="rId91"/>
                     <a:stretch>
                       <a:fillRect/>
                     </a:stretch>
@@ -12413,8 +12468,8 @@
       </w:r>
     </w:p>
     <w:sectPr>
-      <w:headerReference w:type="default" r:id="rId91"/>
-      <w:footerReference w:type="default" r:id="rId92"/>
+      <w:headerReference w:type="default" r:id="rId92"/>
+      <w:footerReference w:type="default" r:id="rId93"/>
       <w:pgSz w:w="11906" w:h="16838"/>
       <w:pgMar w:top="1440" w:right="1440" w:bottom="1440" w:left="1440" w:header="708" w:footer="708" w:gutter="0"/>
       <w:pgNumType w:start="1"/>
